--- a/บทความ/เล่มจบ/IS_Tail.docx
+++ b/บทความ/เล่มจบ/IS_Tail.docx
@@ -5,894 +5,32 @@
     <w:p>
       <w:pPr>
         <w:pStyle w:val="1"/>
-        <w:rPr>
-          <w:b w:val="0"/>
-        </w:rPr>
-      </w:pPr>
-      <w:bookmarkStart w:id="0" w:name="_Toc229813085"/>
-      <w:bookmarkStart w:id="1" w:name="_Toc229822134"/>
+      </w:pPr>
+      <w:bookmarkStart w:id="0" w:name="_Toc229813086"/>
+      <w:bookmarkStart w:id="1" w:name="_Toc229822135"/>
+      <w:bookmarkStart w:id="2" w:name="_Hlk229853330"/>
       <w:r>
         <w:rPr>
           <w:rFonts w:hint="cs"/>
           <w:cs/>
         </w:rPr>
-        <w:t>เอกสารอ้างอิง</w:t>
+        <w:t>ภาคผนวก ก</w:t>
       </w:r>
       <w:bookmarkEnd w:id="0"/>
       <w:bookmarkEnd w:id="1"/>
     </w:p>
     <w:p>
       <w:pPr>
-        <w:pStyle w:val="af"/>
-        <w:rPr>
-          <w:szCs w:val="22"/>
-          <w:lang w:bidi="th-TH"/>
-        </w:rPr>
-      </w:pPr>
-      <w:r>
-        <w:t>[</w:t>
-      </w:r>
-      <w:r>
-        <w:rPr>
-          <w:lang w:bidi="th-TH"/>
-        </w:rPr>
-        <w:t>1</w:t>
-      </w:r>
-      <w:r>
-        <w:t>]</w:t>
-      </w:r>
-      <w:r>
-        <w:tab/>
-      </w:r>
-      <w:r>
-        <w:rPr>
-          <w:rFonts w:cs="Times New Roman"/>
-          <w:szCs w:val="18"/>
-        </w:rPr>
-        <w:t>R. Neha Mukund, S. Arun, S. M. Kusuma, K. Vishak and M. Monisha</w:t>
-      </w:r>
-      <w:r>
-        <w:rPr>
-          <w:rFonts w:cs="Times New Roman"/>
-          <w:szCs w:val="18"/>
-          <w:lang w:bidi="th-TH"/>
-        </w:rPr>
-        <w:t>,</w:t>
-      </w:r>
-      <w:r>
-        <w:rPr>
-          <w:rFonts w:cs="Times New Roman"/>
-          <w:szCs w:val="18"/>
-        </w:rPr>
-        <w:t xml:space="preserve"> “Intelligent RFID Based Library Management System,” </w:t>
-      </w:r>
-      <w:r>
-        <w:rPr>
-          <w:rFonts w:cs="Times New Roman"/>
-          <w:i/>
-          <w:iCs/>
-          <w:szCs w:val="18"/>
-        </w:rPr>
-        <w:t>IEEE International Conference on Electronics, Computing and Communication Technologies (CONECCT)</w:t>
-      </w:r>
-      <w:r>
-        <w:rPr>
-          <w:rFonts w:cs="Times New Roman"/>
-          <w:szCs w:val="18"/>
-        </w:rPr>
-        <w:t xml:space="preserve">, </w:t>
-      </w:r>
-      <w:r>
-        <w:rPr>
-          <w:rFonts w:cs="Times New Roman"/>
-          <w:szCs w:val="18"/>
-        </w:rPr>
-        <w:t>pp. 01-06</w:t>
-      </w:r>
-      <w:r>
-        <w:rPr>
-          <w:szCs w:val="22"/>
-          <w:lang w:bidi="th-TH"/>
-        </w:rPr>
-        <w:t>, 2021.</w:t>
-      </w:r>
-    </w:p>
-    <w:p>
-      <w:pPr>
-        <w:tabs>
-          <w:tab w:val="left" w:pos="426"/>
-        </w:tabs>
-        <w:spacing w:line="360" w:lineRule="auto"/>
-        <w:ind w:left="426" w:hanging="426"/>
-        <w:rPr>
-          <w:rFonts w:cs="Times New Roman"/>
-          <w:sz w:val="18"/>
-          <w:szCs w:val="18"/>
-        </w:rPr>
-      </w:pPr>
-      <w:r>
-        <w:rPr>
-          <w:rFonts w:cs="Times New Roman"/>
-          <w:sz w:val="18"/>
-          <w:szCs w:val="18"/>
-        </w:rPr>
-        <w:t xml:space="preserve">[2] </w:t>
-      </w:r>
-      <w:r>
-        <w:rPr>
-          <w:rFonts w:cs="Times New Roman"/>
-          <w:sz w:val="18"/>
-          <w:szCs w:val="18"/>
-        </w:rPr>
-        <w:tab/>
-      </w:r>
-      <w:r>
-        <w:rPr>
-          <w:rFonts w:cs="Times New Roman"/>
-          <w:sz w:val="18"/>
-          <w:szCs w:val="18"/>
-        </w:rPr>
-        <w:t>D. Sinha, K. Cottur, K. B. H., G. C. and B. N. K.</w:t>
-      </w:r>
-      <w:r>
-        <w:rPr>
-          <w:rFonts w:cs="Times New Roman"/>
-          <w:sz w:val="18"/>
-          <w:szCs w:val="18"/>
-        </w:rPr>
-        <w:t xml:space="preserve">, “Automated Billing System using RFID and Cloud,” </w:t>
-      </w:r>
-      <w:r>
-        <w:rPr>
-          <w:rFonts w:cs="Times New Roman"/>
-          <w:i/>
-          <w:iCs/>
-          <w:sz w:val="18"/>
-          <w:szCs w:val="18"/>
-        </w:rPr>
-        <w:t>Innovations in Power and Advanced Computing Technologies (i-PACT),</w:t>
-      </w:r>
-      <w:r>
-        <w:rPr>
-          <w:rFonts w:cs="Times New Roman"/>
-          <w:sz w:val="18"/>
-          <w:szCs w:val="18"/>
-        </w:rPr>
-        <w:t xml:space="preserve"> pp.</w:t>
-      </w:r>
-      <w:r>
-        <w:rPr>
-          <w:rFonts w:cs="Times New Roman"/>
-          <w:sz w:val="18"/>
-          <w:szCs w:val="18"/>
-        </w:rPr>
-        <w:t xml:space="preserve"> </w:t>
-      </w:r>
-      <w:r>
-        <w:rPr>
-          <w:rFonts w:cs="Times New Roman"/>
-          <w:sz w:val="18"/>
-          <w:szCs w:val="18"/>
-        </w:rPr>
-        <w:t>1-6</w:t>
-      </w:r>
-      <w:r>
-        <w:rPr>
-          <w:rFonts w:cs="Times New Roman"/>
-          <w:sz w:val="18"/>
-          <w:szCs w:val="18"/>
-        </w:rPr>
-        <w:t>, 2019.</w:t>
-      </w:r>
-    </w:p>
-    <w:p>
-      <w:pPr>
-        <w:tabs>
-          <w:tab w:val="left" w:pos="426"/>
-        </w:tabs>
-        <w:spacing w:line="360" w:lineRule="auto"/>
-        <w:ind w:left="426" w:hanging="426"/>
-        <w:rPr>
-          <w:rFonts w:cs="Times New Roman"/>
-          <w:sz w:val="18"/>
-          <w:szCs w:val="18"/>
-        </w:rPr>
-      </w:pPr>
-      <w:r>
-        <w:rPr>
-          <w:rFonts w:cs="Times New Roman"/>
-          <w:sz w:val="18"/>
-          <w:szCs w:val="18"/>
-        </w:rPr>
-        <w:t>[3]</w:t>
-      </w:r>
-      <w:r>
-        <w:rPr>
-          <w:rFonts w:cs="Times New Roman"/>
-          <w:sz w:val="18"/>
-          <w:szCs w:val="18"/>
-        </w:rPr>
-        <w:tab/>
-      </w:r>
-      <w:r>
-        <w:rPr>
-          <w:rFonts w:cs="Times New Roman"/>
-          <w:sz w:val="18"/>
-          <w:szCs w:val="18"/>
-        </w:rPr>
-        <w:t>T. D. McAllister, S. El-Tawab and M. H. Heydari</w:t>
-      </w:r>
-      <w:r>
-        <w:rPr>
-          <w:rFonts w:cs="Times New Roman"/>
-          <w:sz w:val="18"/>
-          <w:szCs w:val="18"/>
-        </w:rPr>
-        <w:t xml:space="preserve">, “Localization of Health Center Assets Through an IoT Environment (LoCATE),” </w:t>
-      </w:r>
-      <w:r>
-        <w:rPr>
-          <w:rFonts w:cs="Times New Roman"/>
-          <w:i/>
-          <w:iCs/>
-          <w:sz w:val="18"/>
-          <w:szCs w:val="18"/>
-        </w:rPr>
-        <w:t xml:space="preserve">Systems and Information Engineering Design Symposium (SIEDS), </w:t>
-      </w:r>
-      <w:r>
-        <w:rPr>
-          <w:rFonts w:cs="Times New Roman"/>
-          <w:sz w:val="18"/>
-          <w:szCs w:val="18"/>
-        </w:rPr>
-        <w:t>pp. 132-137</w:t>
-      </w:r>
-      <w:r>
-        <w:rPr>
-          <w:rFonts w:cs="Times New Roman"/>
-          <w:sz w:val="18"/>
-          <w:szCs w:val="18"/>
-        </w:rPr>
-        <w:t>, 2017</w:t>
-      </w:r>
-      <w:r>
-        <w:rPr>
-          <w:rFonts w:cs="Times New Roman"/>
-          <w:sz w:val="18"/>
-          <w:szCs w:val="18"/>
-        </w:rPr>
-        <w:t>.</w:t>
-      </w:r>
-    </w:p>
-    <w:p>
-      <w:pPr>
-        <w:tabs>
-          <w:tab w:val="left" w:pos="426"/>
-        </w:tabs>
-        <w:spacing w:line="360" w:lineRule="auto"/>
-        <w:ind w:left="426" w:hanging="426"/>
-        <w:rPr>
-          <w:rFonts w:cs="Times New Roman"/>
-          <w:sz w:val="18"/>
-          <w:szCs w:val="18"/>
-        </w:rPr>
-      </w:pPr>
-      <w:r>
-        <w:rPr>
-          <w:rFonts w:cs="Times New Roman"/>
-          <w:sz w:val="18"/>
-          <w:szCs w:val="18"/>
-        </w:rPr>
-        <w:t>[</w:t>
-      </w:r>
-      <w:r>
-        <w:rPr>
-          <w:rFonts w:cs="Times New Roman"/>
-          <w:sz w:val="18"/>
-          <w:szCs w:val="18"/>
-        </w:rPr>
-        <w:t>4</w:t>
-      </w:r>
-      <w:r>
-        <w:rPr>
-          <w:rFonts w:cs="Times New Roman"/>
-          <w:sz w:val="18"/>
-          <w:szCs w:val="18"/>
-        </w:rPr>
-        <w:t xml:space="preserve">] </w:t>
-      </w:r>
-      <w:r>
-        <w:rPr>
-          <w:rFonts w:cs="Times New Roman"/>
-          <w:sz w:val="18"/>
-          <w:szCs w:val="18"/>
-        </w:rPr>
-        <w:tab/>
-        <w:t xml:space="preserve">D. M. Dobkin, </w:t>
-      </w:r>
-      <w:r>
-        <w:rPr>
-          <w:rFonts w:cs="Times New Roman"/>
-          <w:i/>
-          <w:iCs/>
-          <w:sz w:val="18"/>
-          <w:szCs w:val="18"/>
-        </w:rPr>
-        <w:t>The RF in RFID Passive UHF RFID in practice</w:t>
-      </w:r>
-      <w:r>
-        <w:rPr>
-          <w:rFonts w:cs="Times New Roman"/>
-          <w:sz w:val="18"/>
-          <w:szCs w:val="18"/>
-        </w:rPr>
-        <w:t>, Elsevier Inc., 2008.</w:t>
-      </w:r>
-    </w:p>
-    <w:p>
-      <w:pPr>
-        <w:tabs>
-          <w:tab w:val="left" w:pos="426"/>
-        </w:tabs>
-        <w:spacing w:line="360" w:lineRule="auto"/>
-        <w:ind w:left="426" w:hanging="426"/>
-        <w:rPr>
-          <w:rFonts w:cs="Times New Roman"/>
-          <w:sz w:val="18"/>
-          <w:szCs w:val="18"/>
-        </w:rPr>
-      </w:pPr>
-      <w:r>
-        <w:rPr>
-          <w:rFonts w:cs="Times New Roman"/>
-          <w:sz w:val="18"/>
-          <w:szCs w:val="18"/>
-        </w:rPr>
-        <w:t>[</w:t>
-      </w:r>
-      <w:r>
-        <w:rPr>
-          <w:rFonts w:cs="Times New Roman"/>
-          <w:sz w:val="18"/>
-          <w:szCs w:val="18"/>
-        </w:rPr>
-        <w:t>5</w:t>
-      </w:r>
-      <w:r>
-        <w:rPr>
-          <w:rFonts w:cs="Times New Roman"/>
-          <w:sz w:val="18"/>
-          <w:szCs w:val="18"/>
-        </w:rPr>
-        <w:t xml:space="preserve">] </w:t>
-      </w:r>
-      <w:r>
-        <w:rPr>
-          <w:rFonts w:cs="Times New Roman"/>
-          <w:sz w:val="18"/>
-          <w:szCs w:val="18"/>
-        </w:rPr>
-        <w:tab/>
-        <w:t xml:space="preserve">J. Gale, </w:t>
-      </w:r>
-      <w:r>
-        <w:rPr>
-          <w:rFonts w:cs="Times New Roman"/>
-          <w:i/>
-          <w:iCs/>
-          <w:sz w:val="18"/>
-          <w:szCs w:val="18"/>
-        </w:rPr>
-        <w:t>Raspberry Pi THE COMPLETE GUIDE</w:t>
-      </w:r>
-      <w:r>
-        <w:rPr>
-          <w:rFonts w:cs="Times New Roman"/>
-          <w:sz w:val="18"/>
-          <w:szCs w:val="18"/>
-        </w:rPr>
-        <w:t>, Black Dog Media Limited, 2020.</w:t>
-      </w:r>
-    </w:p>
-    <w:p>
-      <w:pPr>
-        <w:tabs>
-          <w:tab w:val="left" w:pos="426"/>
-        </w:tabs>
-        <w:spacing w:line="360" w:lineRule="auto"/>
-        <w:ind w:left="426" w:hanging="426"/>
-        <w:rPr>
-          <w:rFonts w:cs="Times New Roman"/>
-          <w:sz w:val="18"/>
-          <w:szCs w:val="18"/>
-          <w:cs/>
-        </w:rPr>
-      </w:pPr>
-      <w:r>
-        <w:rPr>
-          <w:rFonts w:cs="Times New Roman"/>
-          <w:sz w:val="18"/>
-          <w:szCs w:val="18"/>
-        </w:rPr>
-        <w:t>[</w:t>
-      </w:r>
-      <w:r>
-        <w:rPr>
-          <w:rFonts w:cs="Times New Roman"/>
-          <w:sz w:val="18"/>
-          <w:szCs w:val="18"/>
-        </w:rPr>
-        <w:t>6</w:t>
-      </w:r>
-      <w:r>
-        <w:rPr>
-          <w:rFonts w:cs="Times New Roman"/>
-          <w:sz w:val="18"/>
-          <w:szCs w:val="18"/>
-        </w:rPr>
-        <w:t>]</w:t>
-      </w:r>
-      <w:r>
-        <w:rPr>
-          <w:rFonts w:cs="Times New Roman"/>
-          <w:sz w:val="18"/>
-          <w:szCs w:val="18"/>
-        </w:rPr>
-        <w:tab/>
-      </w:r>
-      <w:r>
-        <w:rPr>
-          <w:rFonts w:cs="Times New Roman"/>
-          <w:sz w:val="18"/>
-          <w:szCs w:val="18"/>
-        </w:rPr>
-        <w:t>D. Martinez, D. Gonzalez, J. M. Sánchez and R. M. Toasa</w:t>
-      </w:r>
-      <w:r>
-        <w:rPr>
-          <w:rFonts w:cs="Times New Roman"/>
-          <w:sz w:val="18"/>
-          <w:szCs w:val="18"/>
-        </w:rPr>
-        <w:t xml:space="preserve">, “Library in Django framework to standardize early-stage web application development,” </w:t>
-      </w:r>
-      <w:r>
-        <w:rPr>
-          <w:rFonts w:cs="Times New Roman"/>
-          <w:i/>
-          <w:iCs/>
-          <w:sz w:val="18"/>
-          <w:szCs w:val="18"/>
-        </w:rPr>
-        <w:t xml:space="preserve">Iberian Conference on Information Systems and Technologies (CISTI), </w:t>
-      </w:r>
-      <w:r>
-        <w:rPr>
-          <w:rFonts w:cs="Times New Roman"/>
-          <w:sz w:val="18"/>
-          <w:szCs w:val="18"/>
-        </w:rPr>
-        <w:t>pp. 1-4, 2013.</w:t>
-      </w:r>
-    </w:p>
-    <w:p>
-      <w:pPr>
-        <w:tabs>
-          <w:tab w:val="left" w:pos="426"/>
-        </w:tabs>
-        <w:spacing w:line="360" w:lineRule="auto"/>
-        <w:ind w:left="426" w:hanging="426"/>
-        <w:rPr>
-          <w:rFonts w:cs="Times New Roman"/>
-          <w:sz w:val="18"/>
-          <w:szCs w:val="18"/>
-        </w:rPr>
-      </w:pPr>
-      <w:r>
-        <w:rPr>
-          <w:rFonts w:cs="Times New Roman"/>
-          <w:sz w:val="18"/>
-          <w:szCs w:val="18"/>
-        </w:rPr>
-        <w:t>[</w:t>
-      </w:r>
-      <w:r>
-        <w:rPr>
-          <w:rFonts w:cs="Times New Roman"/>
-          <w:sz w:val="18"/>
-          <w:szCs w:val="18"/>
-        </w:rPr>
-        <w:t>7</w:t>
-      </w:r>
-      <w:r>
-        <w:rPr>
-          <w:rFonts w:cs="Times New Roman"/>
-          <w:sz w:val="18"/>
-          <w:szCs w:val="18"/>
-        </w:rPr>
-        <w:t xml:space="preserve">] </w:t>
-      </w:r>
-      <w:r>
-        <w:rPr>
-          <w:rFonts w:cs="Times New Roman"/>
-          <w:sz w:val="18"/>
-          <w:szCs w:val="18"/>
-        </w:rPr>
-        <w:tab/>
-        <w:t xml:space="preserve">A. P. a. others, </w:t>
-      </w:r>
-      <w:r>
-        <w:rPr>
-          <w:rFonts w:cs="Times New Roman"/>
-          <w:i/>
-          <w:iCs/>
-          <w:sz w:val="18"/>
-          <w:szCs w:val="18"/>
-        </w:rPr>
-        <w:t>AWS Cloud Computing Concepts and Tech Analogies</w:t>
-      </w:r>
-      <w:r>
-        <w:rPr>
-          <w:rFonts w:cs="Times New Roman"/>
-          <w:sz w:val="18"/>
-          <w:szCs w:val="18"/>
-        </w:rPr>
-        <w:t>, Packt Publishing, 2023.</w:t>
-      </w:r>
-    </w:p>
-    <w:p>
-      <w:pPr>
-        <w:tabs>
-          <w:tab w:val="left" w:pos="426"/>
-        </w:tabs>
-        <w:spacing w:line="360" w:lineRule="auto"/>
-        <w:ind w:left="426" w:hanging="426"/>
-        <w:rPr>
-          <w:rFonts w:cs="Times New Roman"/>
-          <w:sz w:val="18"/>
-          <w:szCs w:val="18"/>
-        </w:rPr>
-      </w:pPr>
-      <w:r>
-        <w:rPr>
-          <w:rFonts w:cs="Times New Roman"/>
-          <w:sz w:val="18"/>
-          <w:szCs w:val="18"/>
-        </w:rPr>
-        <w:t>[</w:t>
-      </w:r>
-      <w:r>
-        <w:rPr>
-          <w:rFonts w:cs="Times New Roman"/>
-          <w:sz w:val="18"/>
-          <w:szCs w:val="18"/>
-        </w:rPr>
-        <w:t>8</w:t>
-      </w:r>
-      <w:r>
-        <w:rPr>
-          <w:rFonts w:cs="Times New Roman"/>
-          <w:sz w:val="18"/>
-          <w:szCs w:val="18"/>
-        </w:rPr>
-        <w:t xml:space="preserve">] </w:t>
-      </w:r>
-      <w:r>
-        <w:rPr>
-          <w:rFonts w:cs="Times New Roman"/>
-          <w:sz w:val="18"/>
-          <w:szCs w:val="18"/>
-        </w:rPr>
-        <w:tab/>
-      </w:r>
-      <w:r>
-        <w:rPr>
-          <w:rFonts w:cs="Times New Roman"/>
-          <w:sz w:val="18"/>
-          <w:szCs w:val="18"/>
-        </w:rPr>
-        <w:t>M. A. I. M. Azri, H. Sofian, M. S. M. Kassim and R. Ramly, "Smart Inventory Management System for Hardware Warehouse Using IoT," 2026 20th International Conference on Ubiquitous Information Management and Communication (IMCOM), pp. 1-6</w:t>
-      </w:r>
-      <w:r>
-        <w:rPr>
-          <w:rFonts w:cs="Times New Roman"/>
-          <w:sz w:val="18"/>
-          <w:szCs w:val="18"/>
-        </w:rPr>
-        <w:t xml:space="preserve">, </w:t>
-      </w:r>
-      <w:r>
-        <w:rPr>
-          <w:rFonts w:cs="Times New Roman"/>
-          <w:sz w:val="18"/>
-          <w:szCs w:val="18"/>
-        </w:rPr>
-        <w:t>2026</w:t>
-      </w:r>
-      <w:r>
-        <w:rPr>
-          <w:rFonts w:cs="Times New Roman"/>
-          <w:sz w:val="18"/>
-          <w:szCs w:val="18"/>
-        </w:rPr>
-        <w:t>.</w:t>
-      </w:r>
-    </w:p>
-    <w:p>
-      <w:pPr>
-        <w:tabs>
-          <w:tab w:val="left" w:pos="426"/>
-        </w:tabs>
-        <w:spacing w:line="360" w:lineRule="auto"/>
-        <w:ind w:left="426" w:hanging="426"/>
-        <w:rPr>
-          <w:rFonts w:cstheme="minorBidi"/>
-          <w:sz w:val="18"/>
-          <w:szCs w:val="18"/>
-        </w:rPr>
-      </w:pPr>
-      <w:r>
-        <w:rPr>
-          <w:rFonts w:cs="Times New Roman"/>
-          <w:sz w:val="18"/>
-          <w:szCs w:val="18"/>
-        </w:rPr>
-        <w:t>[</w:t>
-      </w:r>
-      <w:r>
-        <w:rPr>
-          <w:rFonts w:cs="Times New Roman"/>
-          <w:sz w:val="18"/>
-          <w:szCs w:val="18"/>
-        </w:rPr>
-        <w:t>9</w:t>
-      </w:r>
-      <w:r>
-        <w:rPr>
-          <w:rFonts w:cs="Times New Roman"/>
-          <w:sz w:val="18"/>
-          <w:szCs w:val="18"/>
-        </w:rPr>
-        <w:t xml:space="preserve">] </w:t>
-      </w:r>
-      <w:r>
-        <w:rPr>
-          <w:rFonts w:cs="Times New Roman"/>
-          <w:sz w:val="18"/>
-          <w:szCs w:val="18"/>
-        </w:rPr>
-        <w:tab/>
-      </w:r>
-      <w:r>
-        <w:rPr>
-          <w:rFonts w:cs="Times New Roman"/>
-          <w:sz w:val="18"/>
-          <w:szCs w:val="18"/>
-        </w:rPr>
-        <w:t>F. Raheel, L. Raheel, H. Mehmood, M. B. Kadri and U. S. Khan, "Internet of Robots: An Open-source Framework for Cloud-Based Global Remote Control and Monitoring of Robots," 2024 International Conference on Robotics and Automation in Industry (ICRAI), pp. 1-6</w:t>
-      </w:r>
-      <w:r>
-        <w:rPr>
-          <w:rFonts w:cs="Times New Roman"/>
-          <w:sz w:val="18"/>
-          <w:szCs w:val="18"/>
-        </w:rPr>
-        <w:t xml:space="preserve">, </w:t>
-      </w:r>
-      <w:r>
-        <w:rPr>
-          <w:rFonts w:cs="Times New Roman"/>
-          <w:sz w:val="18"/>
-          <w:szCs w:val="18"/>
-        </w:rPr>
-        <w:t>2024</w:t>
-      </w:r>
-      <w:r>
-        <w:rPr>
-          <w:rFonts w:cs="Times New Roman"/>
-          <w:sz w:val="18"/>
-          <w:szCs w:val="18"/>
-        </w:rPr>
-        <w:t>.</w:t>
-      </w:r>
-    </w:p>
-    <w:p>
-      <w:pPr>
-        <w:spacing w:before="240" w:after="160"/>
-        <w:rPr>
-          <w:rFonts w:cstheme="minorBidi"/>
-          <w:sz w:val="18"/>
-          <w:szCs w:val="18"/>
-        </w:rPr>
-      </w:pPr>
-      <w:r>
-        <w:rPr>
-          <w:rFonts w:cstheme="minorBidi"/>
-          <w:sz w:val="18"/>
-          <w:szCs w:val="18"/>
-        </w:rPr>
-        <w:br w:type="page"/>
-      </w:r>
-    </w:p>
-    <w:p>
-      <w:pPr>
-        <w:tabs>
-          <w:tab w:val="left" w:pos="426"/>
-        </w:tabs>
-        <w:spacing w:line="360" w:lineRule="auto"/>
-        <w:ind w:left="426" w:hanging="426"/>
-        <w:rPr>
-          <w:rFonts w:cstheme="minorBidi"/>
-          <w:sz w:val="18"/>
-          <w:szCs w:val="18"/>
-        </w:rPr>
-      </w:pPr>
-    </w:p>
-    <w:p>
-      <w:pPr>
-        <w:pStyle w:val="1"/>
-      </w:pPr>
-      <w:bookmarkStart w:id="2" w:name="_Toc229813086"/>
-      <w:bookmarkStart w:id="3" w:name="_Toc229822135"/>
-      <w:r>
-        <w:rPr>
-          <w:rFonts w:hint="cs"/>
-          <w:cs/>
-        </w:rPr>
-        <w:t>ภาคผนวก ก</w:t>
-      </w:r>
-      <w:bookmarkEnd w:id="2"/>
-      <w:bookmarkEnd w:id="3"/>
-    </w:p>
-    <w:p>
-      <w:pPr>
-        <w:spacing w:before="360"/>
+        <w:spacing w:before="360" w:after="360"/>
         <w:jc w:val="center"/>
-      </w:pPr>
-      <w:r>
-        <w:rPr>
-          <w:rFonts w:hint="cs"/>
+        <w:rPr>
+          <w:b/>
+          <w:bCs/>
+          <w:sz w:val="40"/>
           <w:szCs w:val="40"/>
-          <w:cs/>
-        </w:rPr>
-        <w:t>อุปกรณ์หลัก</w:t>
-      </w:r>
-    </w:p>
-    <w:p>
-      <w:pPr>
-        <w:rPr>
-          <w:cs/>
-        </w:rPr>
-      </w:pPr>
-      <w:r>
-        <w:rPr>
-          <w:rFonts w:hint="cs"/>
-          <w:cs/>
-        </w:rPr>
-        <w:t>ข้อความ1</w:t>
-      </w:r>
-    </w:p>
-    <w:p>
-      <w:pPr>
-        <w:rPr>
-          <w:cs/>
-        </w:rPr>
-      </w:pPr>
-      <w:r>
-        <w:rPr>
-          <w:rFonts w:hint="cs"/>
-          <w:cs/>
-        </w:rPr>
-        <w:t>ข้อความ2</w:t>
-      </w:r>
-    </w:p>
-    <w:p>
-      <w:pPr>
-        <w:rPr>
-          <w:cs/>
-        </w:rPr>
-      </w:pPr>
-      <w:r>
-        <w:rPr>
-          <w:rFonts w:hint="cs"/>
-          <w:cs/>
-        </w:rPr>
-        <w:t>ข้อความ3</w:t>
-      </w:r>
-    </w:p>
-    <w:p>
-      <w:pPr>
-        <w:spacing w:before="240" w:after="160"/>
-      </w:pPr>
-      <w:r>
-        <w:br w:type="page"/>
-      </w:r>
-    </w:p>
-    <w:p>
-      <w:pPr>
-        <w:pStyle w:val="1"/>
-      </w:pPr>
-      <w:bookmarkStart w:id="4" w:name="_Toc229813087"/>
-      <w:bookmarkStart w:id="5" w:name="_Toc229822136"/>
-      <w:r>
-        <w:rPr>
-          <w:rFonts w:hint="cs"/>
-          <w:cs/>
-        </w:rPr>
-        <w:lastRenderedPageBreak/>
-        <w:t xml:space="preserve">ภาคผนวก </w:t>
-      </w:r>
-      <w:r>
-        <w:rPr>
-          <w:rFonts w:hint="cs"/>
-          <w:cs/>
-        </w:rPr>
-        <w:t>ข</w:t>
-      </w:r>
-      <w:bookmarkEnd w:id="4"/>
-      <w:bookmarkEnd w:id="5"/>
-    </w:p>
-    <w:p>
-      <w:pPr>
-        <w:spacing w:before="360"/>
-        <w:jc w:val="center"/>
-      </w:pPr>
-      <w:r>
-        <w:rPr>
-          <w:rFonts w:hint="cs"/>
-          <w:szCs w:val="40"/>
-          <w:cs/>
-        </w:rPr>
-        <w:t>อุปกรณ์หลัก</w:t>
-      </w:r>
-    </w:p>
-    <w:p>
-      <w:pPr>
-        <w:rPr>
-          <w:cs/>
-        </w:rPr>
-      </w:pPr>
-      <w:r>
-        <w:rPr>
-          <w:rFonts w:hint="cs"/>
-          <w:cs/>
-        </w:rPr>
-        <w:t>ข้อความ1</w:t>
-      </w:r>
-    </w:p>
-    <w:p>
-      <w:pPr>
-        <w:rPr>
-          <w:cs/>
-        </w:rPr>
-      </w:pPr>
-      <w:r>
-        <w:rPr>
-          <w:rFonts w:hint="cs"/>
-          <w:cs/>
-        </w:rPr>
-        <w:t>ข้อความ2</w:t>
-      </w:r>
-    </w:p>
-    <w:p>
-      <w:pPr>
-        <w:rPr>
-          <w:cs/>
-        </w:rPr>
-      </w:pPr>
-      <w:r>
-        <w:rPr>
-          <w:rFonts w:hint="cs"/>
-          <w:cs/>
-        </w:rPr>
-        <w:t>ข้อความ3</w:t>
-      </w:r>
-    </w:p>
-    <w:p>
-      <w:pPr>
-        <w:spacing w:before="360"/>
-        <w:jc w:val="center"/>
+        </w:rPr>
+      </w:pPr>
+      <w:r>
         <w:rPr>
           <w:rFonts w:hint="cs"/>
           <w:b/>
@@ -901,43 +39,428 @@
           <w:szCs w:val="40"/>
           <w:cs/>
         </w:rPr>
-      </w:pPr>
-      <w:r>
+        <w:t>รหัสเทียมของการตรวจสอบรหัสสินค้าด้วยบาร์โค้ด</w:t>
+      </w:r>
+    </w:p>
+    <w:p>
+      <w:pPr>
+        <w:spacing w:before="360" w:after="360"/>
+        <w:jc w:val="center"/>
+        <w:rPr>
+          <w:rFonts w:hint="cs"/>
+          <w:b/>
+          <w:bCs/>
+          <w:sz w:val="40"/>
+          <w:szCs w:val="40"/>
+          <w:cs/>
+        </w:rPr>
+      </w:pPr>
+      <w:r>
+        <w:rPr>
+          <w:rFonts w:hint="cs"/>
+          <w:b/>
+          <w:bCs/>
+          <w:noProof/>
+          <w:sz w:val="40"/>
+          <w:szCs w:val="40"/>
+          <w:lang w:val="th-TH"/>
+        </w:rPr>
+        <w:drawing>
+          <wp:inline distT="0" distB="0" distL="0" distR="0" wp14:anchorId="6BC8E741" wp14:editId="3E96BA50">
+            <wp:extent cx="4172603" cy="6963508"/>
+            <wp:effectExtent l="0" t="0" r="0" b="8890"/>
+            <wp:docPr id="3" name="รูปภาพ 3"/>
+            <wp:cNvGraphicFramePr>
+              <a:graphicFrameLocks xmlns:a="http://schemas.openxmlformats.org/drawingml/2006/main" noChangeAspect="1"/>
+            </wp:cNvGraphicFramePr>
+            <a:graphic xmlns:a="http://schemas.openxmlformats.org/drawingml/2006/main">
+              <a:graphicData uri="http://schemas.openxmlformats.org/drawingml/2006/picture">
+                <pic:pic xmlns:pic="http://schemas.openxmlformats.org/drawingml/2006/picture">
+                  <pic:nvPicPr>
+                    <pic:cNvPr id="3" name="psudocode bc_count.jpg"/>
+                    <pic:cNvPicPr/>
+                  </pic:nvPicPr>
+                  <pic:blipFill>
+                    <a:blip r:embed="rId8" cstate="print">
+                      <a:extLst>
+                        <a:ext uri="{28A0092B-C50C-407E-A947-70E740481C1C}">
+                          <a14:useLocalDpi xmlns:a14="http://schemas.microsoft.com/office/drawing/2010/main" val="0"/>
+                        </a:ext>
+                      </a:extLst>
+                    </a:blip>
+                    <a:stretch>
+                      <a:fillRect/>
+                    </a:stretch>
+                  </pic:blipFill>
+                  <pic:spPr>
+                    <a:xfrm>
+                      <a:off x="0" y="0"/>
+                      <a:ext cx="4202337" cy="7013130"/>
+                    </a:xfrm>
+                    <a:prstGeom prst="rect">
+                      <a:avLst/>
+                    </a:prstGeom>
+                  </pic:spPr>
+                </pic:pic>
+              </a:graphicData>
+            </a:graphic>
+          </wp:inline>
+        </w:drawing>
+      </w:r>
+    </w:p>
+    <w:p>
+      <w:pPr>
+        <w:pStyle w:val="1"/>
+      </w:pPr>
+      <w:r>
+        <w:rPr>
+          <w:b w:val="0"/>
+          <w:bCs w:val="0"/>
+          <w:cs/>
+        </w:rPr>
         <w:br w:type="page"/>
       </w:r>
-      <w:bookmarkStart w:id="6" w:name="_GoBack"/>
+      <w:r>
+        <w:rPr>
+          <w:rFonts w:hint="cs"/>
+          <w:cs/>
+        </w:rPr>
+        <w:lastRenderedPageBreak/>
+        <w:t>ภาคผนวก ข</w:t>
+      </w:r>
+    </w:p>
+    <w:p>
+      <w:pPr>
+        <w:spacing w:before="360" w:after="360"/>
+        <w:jc w:val="center"/>
+        <w:rPr>
+          <w:b/>
+          <w:bCs/>
+          <w:sz w:val="40"/>
+          <w:szCs w:val="40"/>
+        </w:rPr>
+      </w:pPr>
+      <w:r>
+        <w:rPr>
+          <w:rFonts w:hint="cs"/>
+          <w:b/>
+          <w:bCs/>
+          <w:sz w:val="40"/>
+          <w:szCs w:val="40"/>
+          <w:cs/>
+        </w:rPr>
+        <w:t>รหัสเทียมของการตรวจสอบรหัสสินค้าด้วย</w:t>
+      </w:r>
+      <w:r>
+        <w:rPr>
+          <w:rFonts w:hint="cs"/>
+          <w:b/>
+          <w:bCs/>
+          <w:sz w:val="40"/>
+          <w:szCs w:val="40"/>
+          <w:cs/>
+        </w:rPr>
+        <w:t>อาร์เอฟไอดี</w:t>
+      </w:r>
+    </w:p>
+    <w:p>
+      <w:pPr>
+        <w:spacing w:before="360" w:after="360"/>
+        <w:jc w:val="center"/>
+        <w:rPr>
+          <w:b/>
+          <w:bCs/>
+          <w:sz w:val="40"/>
+          <w:szCs w:val="40"/>
+        </w:rPr>
+      </w:pPr>
+      <w:r>
+        <w:rPr>
+          <w:rFonts w:hint="cs"/>
+          <w:b/>
+          <w:bCs/>
+          <w:noProof/>
+          <w:sz w:val="40"/>
+          <w:szCs w:val="40"/>
+        </w:rPr>
+        <w:drawing>
+          <wp:inline distT="0" distB="0" distL="0" distR="0" wp14:anchorId="29BF2D07" wp14:editId="261A3282">
+            <wp:extent cx="4396153" cy="6974840"/>
+            <wp:effectExtent l="0" t="0" r="4445" b="0"/>
+            <wp:docPr id="4" name="รูปภาพ 4"/>
+            <wp:cNvGraphicFramePr>
+              <a:graphicFrameLocks xmlns:a="http://schemas.openxmlformats.org/drawingml/2006/main" noChangeAspect="1"/>
+            </wp:cNvGraphicFramePr>
+            <a:graphic xmlns:a="http://schemas.openxmlformats.org/drawingml/2006/main">
+              <a:graphicData uri="http://schemas.openxmlformats.org/drawingml/2006/picture">
+                <pic:pic xmlns:pic="http://schemas.openxmlformats.org/drawingml/2006/picture">
+                  <pic:nvPicPr>
+                    <pic:cNvPr id="4" name="psudocode rf_count.jpg"/>
+                    <pic:cNvPicPr/>
+                  </pic:nvPicPr>
+                  <pic:blipFill>
+                    <a:blip r:embed="rId9" cstate="print">
+                      <a:extLst>
+                        <a:ext uri="{28A0092B-C50C-407E-A947-70E740481C1C}">
+                          <a14:useLocalDpi xmlns:a14="http://schemas.microsoft.com/office/drawing/2010/main" val="0"/>
+                        </a:ext>
+                      </a:extLst>
+                    </a:blip>
+                    <a:stretch>
+                      <a:fillRect/>
+                    </a:stretch>
+                  </pic:blipFill>
+                  <pic:spPr>
+                    <a:xfrm>
+                      <a:off x="0" y="0"/>
+                      <a:ext cx="4414106" cy="7003324"/>
+                    </a:xfrm>
+                    <a:prstGeom prst="rect">
+                      <a:avLst/>
+                    </a:prstGeom>
+                  </pic:spPr>
+                </pic:pic>
+              </a:graphicData>
+            </a:graphic>
+          </wp:inline>
+        </w:drawing>
+      </w:r>
+    </w:p>
+    <w:p>
+      <w:pPr>
+        <w:pStyle w:val="1"/>
+      </w:pPr>
+      <w:r>
+        <w:rPr>
+          <w:b w:val="0"/>
+          <w:bCs w:val="0"/>
+        </w:rPr>
+        <w:br w:type="page"/>
+      </w:r>
+      <w:r>
+        <w:rPr>
+          <w:rFonts w:hint="cs"/>
+          <w:cs/>
+        </w:rPr>
+        <w:lastRenderedPageBreak/>
+        <w:t xml:space="preserve">ภาคผนวก </w:t>
+      </w:r>
+      <w:r>
+        <w:rPr>
+          <w:rFonts w:hint="cs"/>
+          <w:cs/>
+        </w:rPr>
+        <w:t>ค</w:t>
+      </w:r>
+    </w:p>
+    <w:p>
+      <w:pPr>
+        <w:spacing w:before="360" w:after="360"/>
+        <w:jc w:val="center"/>
+        <w:rPr>
+          <w:b/>
+          <w:bCs/>
+          <w:sz w:val="40"/>
+          <w:szCs w:val="40"/>
+        </w:rPr>
+      </w:pPr>
+      <w:r>
+        <w:rPr>
+          <w:rFonts w:hint="cs"/>
+          <w:b/>
+          <w:bCs/>
+          <w:sz w:val="40"/>
+          <w:szCs w:val="40"/>
+          <w:cs/>
+        </w:rPr>
+        <w:t>รหัสเทียมของการตรวจสอบรหัสสินค้าด้วยบาร์โค้ด</w:t>
+      </w:r>
+    </w:p>
+    <w:p>
+      <w:pPr>
+        <w:ind w:firstLine="567"/>
+        <w:rPr>
+          <w:b/>
+          <w:bCs/>
+          <w:sz w:val="40"/>
+          <w:szCs w:val="40"/>
+        </w:rPr>
+      </w:pPr>
+    </w:p>
+    <w:p>
+      <w:pPr>
+        <w:spacing w:before="360" w:after="360"/>
+        <w:jc w:val="center"/>
+        <w:rPr>
+          <w:b/>
+          <w:bCs/>
+          <w:sz w:val="40"/>
+          <w:szCs w:val="40"/>
+        </w:rPr>
+      </w:pPr>
+    </w:p>
+    <w:p>
+      <w:pPr>
+        <w:ind w:firstLine="567"/>
+        <w:rPr>
+          <w:b/>
+          <w:bCs/>
+          <w:sz w:val="40"/>
+          <w:szCs w:val="40"/>
+          <w:cs/>
+        </w:rPr>
+      </w:pPr>
+    </w:p>
+    <w:p>
+      <w:pPr>
+        <w:spacing w:before="360" w:after="360"/>
+        <w:jc w:val="center"/>
+        <w:rPr>
+          <w:rFonts w:hint="cs"/>
+          <w:b/>
+          <w:bCs/>
+          <w:sz w:val="40"/>
+          <w:szCs w:val="40"/>
+          <w:cs/>
+        </w:rPr>
+      </w:pPr>
+    </w:p>
+    <w:p>
+      <w:pPr>
+        <w:spacing w:before="240" w:after="160"/>
+      </w:pPr>
+    </w:p>
+    <w:p>
+      <w:pPr>
+        <w:spacing w:before="240" w:after="160"/>
+      </w:pPr>
+      <w:r>
+        <w:br w:type="page"/>
+      </w:r>
+      <w:bookmarkStart w:id="3" w:name="_Toc229813087"/>
+      <w:bookmarkStart w:id="4" w:name="_Toc229822136"/>
+      <w:r>
+        <w:rPr>
+          <w:rFonts w:hint="cs"/>
+          <w:cs/>
+        </w:rPr>
+        <w:lastRenderedPageBreak/>
+        <w:t xml:space="preserve">ภาคผนวก </w:t>
+      </w:r>
+      <w:r>
+        <w:rPr>
+          <w:rFonts w:hint="cs"/>
+          <w:cs/>
+        </w:rPr>
+        <w:t>ข</w:t>
+      </w:r>
+      <w:bookmarkEnd w:id="3"/>
+      <w:bookmarkEnd w:id="4"/>
+    </w:p>
+    <w:p>
+      <w:pPr>
+        <w:spacing w:before="360"/>
+        <w:jc w:val="center"/>
+      </w:pPr>
+      <w:r>
+        <w:rPr>
+          <w:rFonts w:hint="cs"/>
+          <w:szCs w:val="40"/>
+          <w:cs/>
+        </w:rPr>
+        <w:t>อุปกรณ์หลัก</w:t>
+      </w:r>
+    </w:p>
+    <w:p>
+      <w:pPr>
+        <w:rPr>
+          <w:cs/>
+        </w:rPr>
+      </w:pPr>
+      <w:r>
+        <w:rPr>
+          <w:rFonts w:hint="cs"/>
+          <w:cs/>
+        </w:rPr>
+        <w:t>ข้อความ1</w:t>
+      </w:r>
+    </w:p>
+    <w:p>
+      <w:pPr>
+        <w:rPr>
+          <w:cs/>
+        </w:rPr>
+      </w:pPr>
+      <w:r>
+        <w:rPr>
+          <w:rFonts w:hint="cs"/>
+          <w:cs/>
+        </w:rPr>
+        <w:t>ข้อความ2</w:t>
+      </w:r>
+    </w:p>
+    <w:p>
+      <w:pPr>
+        <w:rPr>
+          <w:cs/>
+        </w:rPr>
+      </w:pPr>
+      <w:r>
+        <w:rPr>
+          <w:rFonts w:hint="cs"/>
+          <w:cs/>
+        </w:rPr>
+        <w:t>ข้อความ3</w:t>
+      </w:r>
+    </w:p>
+    <w:p>
+      <w:pPr>
+        <w:spacing w:before="360"/>
+        <w:jc w:val="center"/>
+        <w:rPr>
+          <w:b/>
+          <w:bCs/>
+          <w:sz w:val="40"/>
+          <w:szCs w:val="40"/>
+          <w:cs/>
+        </w:rPr>
+      </w:pPr>
+      <w:r>
+        <w:br w:type="page"/>
+      </w:r>
+    </w:p>
+    <w:p>
+      <w:pPr>
+        <w:pStyle w:val="1"/>
+      </w:pPr>
+      <w:bookmarkStart w:id="5" w:name="_Toc229813088"/>
+      <w:bookmarkStart w:id="6" w:name="_Toc229822137"/>
+      <w:r>
+        <w:rPr>
+          <w:rFonts w:hint="cs"/>
+          <w:cs/>
+        </w:rPr>
+        <w:lastRenderedPageBreak/>
+        <w:t>ประ</w:t>
+      </w:r>
+      <w:r>
+        <w:rPr>
+          <w:cs/>
+        </w:rPr>
+        <w:t>วัติผู้เขียน</w:t>
+      </w:r>
+      <w:bookmarkEnd w:id="5"/>
       <w:bookmarkEnd w:id="6"/>
     </w:p>
     <w:p>
       <w:pPr>
-        <w:pStyle w:val="1"/>
-      </w:pPr>
-      <w:bookmarkStart w:id="7" w:name="_Toc229813088"/>
-      <w:bookmarkStart w:id="8" w:name="_Toc229822137"/>
-      <w:r>
-        <w:rPr>
-          <w:rFonts w:hint="cs"/>
-          <w:cs/>
-        </w:rPr>
-        <w:lastRenderedPageBreak/>
-        <w:t>ประ</w:t>
-      </w:r>
-      <w:r>
-        <w:rPr>
-          <w:cs/>
-        </w:rPr>
-        <w:t>วัติผู้เขียน</w:t>
-      </w:r>
+        <w:spacing w:before="360" w:line="360" w:lineRule="auto"/>
+        <w:rPr>
+          <w:cs/>
+        </w:rPr>
+      </w:pPr>
+      <w:bookmarkStart w:id="7" w:name="_GoBack"/>
       <w:bookmarkEnd w:id="7"/>
-      <w:bookmarkEnd w:id="8"/>
-    </w:p>
-    <w:p>
-      <w:pPr>
-        <w:spacing w:before="360" w:line="360" w:lineRule="auto"/>
-        <w:rPr>
-          <w:cs/>
-        </w:rPr>
-      </w:pPr>
       <w:r>
         <w:rPr>
           <w:cs/>
@@ -1103,6 +626,7 @@
         <w:br w:type="page"/>
       </w:r>
     </w:p>
+    <w:bookmarkEnd w:id="2" w:displacedByCustomXml="next"/>
     <w:sdt>
       <w:sdtPr>
         <w:rPr>
@@ -2618,7 +2142,6 @@
         </w:tabs>
         <w:spacing w:line="360" w:lineRule="auto"/>
         <w:rPr>
-          <w:rFonts w:hint="cs"/>
           <w:cs/>
         </w:rPr>
       </w:pPr>
@@ -2643,12 +2166,12 @@
       </w:pPr>
     </w:p>
     <w:sectPr>
-      <w:footerReference w:type="default" r:id="rId8"/>
+      <w:footerReference w:type="default" r:id="rId10"/>
       <w:pgSz w:w="11906" w:h="16838"/>
-      <w:pgMar w:top="1985" w:right="1418" w:bottom="1985" w:left="1985" w:header="709" w:footer="1418" w:gutter="0"/>
+      <w:pgMar w:top="1985" w:right="1418" w:bottom="1985" w:left="1985" w:header="709" w:footer="709" w:gutter="0"/>
       <w:pgNumType w:start="50"/>
       <w:cols w:space="708"/>
-      <w:docGrid w:linePitch="381"/>
+      <w:docGrid w:linePitch="435"/>
     </w:sectPr>
   </w:body>
 </w:document>
@@ -2675,40 +2198,41 @@
 
 <file path=word/footer1.xml><?xml version="1.0" encoding="utf-8"?>
 <w:ftr xmlns:wpc="http://schemas.microsoft.com/office/word/2010/wordprocessingCanvas" xmlns:cx="http://schemas.microsoft.com/office/drawing/2014/chartex" xmlns:cx1="http://schemas.microsoft.com/office/drawing/2015/9/8/chartex" xmlns:cx2="http://schemas.microsoft.com/office/drawing/2015/10/21/chartex" xmlns:cx3="http://schemas.microsoft.com/office/drawing/2016/5/9/chartex" xmlns:cx4="http://schemas.microsoft.com/office/drawing/2016/5/10/chartex" xmlns:cx5="http://schemas.microsoft.com/office/drawing/2016/5/11/chartex" xmlns:cx6="http://schemas.microsoft.com/office/drawing/2016/5/12/chartex" xmlns:cx7="http://schemas.microsoft.com/office/drawing/2016/5/13/chartex" xmlns:cx8="http://schemas.microsoft.com/office/drawing/2016/5/14/chartex" xmlns:mc="http://schemas.openxmlformats.org/markup-compatibility/2006" xmlns:aink="http://schemas.microsoft.com/office/drawing/2016/ink" xmlns:am3d="http://schemas.microsoft.com/office/drawing/2017/model3d" xmlns:o="urn:schemas-microsoft-com:office:office" xmlns:r="http://schemas.openxmlformats.org/officeDocument/2006/relationships" xmlns:m="http://schemas.openxmlformats.org/officeDocument/2006/math" xmlns:v="urn:schemas-microsoft-com:vml" xmlns:wp14="http://schemas.microsoft.com/office/word/2010/wordprocessingDrawing" xmlns:wp="http://schemas.openxmlformats.org/drawingml/2006/wordprocessingDrawing" xmlns:w10="urn:schemas-microsoft-com:office:word" xmlns:w="http://schemas.openxmlformats.org/wordprocessingml/2006/main" xmlns:w14="http://schemas.microsoft.com/office/word/2010/wordml" xmlns:w15="http://schemas.microsoft.com/office/word/2012/wordml" xmlns:w16cid="http://schemas.microsoft.com/office/word/2016/wordml/cid" xmlns:w16se="http://schemas.microsoft.com/office/word/2015/wordml/symex" xmlns:wpg="http://schemas.microsoft.com/office/word/2010/wordprocessingGroup" xmlns:wpi="http://schemas.microsoft.com/office/word/2010/wordprocessingInk" xmlns:wne="http://schemas.microsoft.com/office/word/2006/wordml" xmlns:wps="http://schemas.microsoft.com/office/word/2010/wordprocessingShape" mc:Ignorable="w14 w15 w16se w16cid wp14">
-  <w:p>
-    <w:pPr>
-      <w:pStyle w:val="a5"/>
-      <w:jc w:val="center"/>
-    </w:pPr>
-    <w:r>
-      <w:rPr>
-        <w:cs/>
-      </w:rPr>
-      <w:fldChar w:fldCharType="begin"/>
-    </w:r>
-    <w:r>
-      <w:instrText>PAGE   \* MERGEFORMAT</w:instrText>
-    </w:r>
-    <w:r>
-      <w:rPr>
-        <w:cs/>
-      </w:rPr>
-      <w:fldChar w:fldCharType="separate"/>
-    </w:r>
-    <w:r>
-      <w:rPr>
-        <w:cs/>
-        <w:lang w:val="th-TH"/>
-      </w:rPr>
-      <w:t>1</w:t>
-    </w:r>
-    <w:r>
-      <w:rPr>
-        <w:cs/>
-      </w:rPr>
-      <w:fldChar w:fldCharType="end"/>
-    </w:r>
-  </w:p>
+  <w:sdt>
+    <w:sdtPr>
+      <w:id w:val="-1987926001"/>
+      <w:docPartObj>
+        <w:docPartGallery w:val="Page Numbers (Bottom of Page)"/>
+        <w:docPartUnique/>
+      </w:docPartObj>
+    </w:sdtPr>
+    <w:sdtContent>
+      <w:p>
+        <w:pPr>
+          <w:pStyle w:val="a5"/>
+          <w:jc w:val="center"/>
+        </w:pPr>
+        <w:r>
+          <w:fldChar w:fldCharType="begin"/>
+        </w:r>
+        <w:r>
+          <w:instrText>PAGE   \* MERGEFORMAT</w:instrText>
+        </w:r>
+        <w:r>
+          <w:fldChar w:fldCharType="separate"/>
+        </w:r>
+        <w:r>
+          <w:rPr>
+            <w:lang w:val="th-TH"/>
+          </w:rPr>
+          <w:t>2</w:t>
+        </w:r>
+        <w:r>
+          <w:fldChar w:fldCharType="end"/>
+        </w:r>
+      </w:p>
+    </w:sdtContent>
+  </w:sdt>
 </w:ftr>
 </file>
 
@@ -3744,17 +3268,22 @@
   <w:style w:type="paragraph" w:default="1" w:styleId="a">
     <w:name w:val="Normal"/>
     <w:qFormat/>
-    <w:rsid w:val="005126A3"/>
+    <w:rsid w:val="00F52525"/>
+    <w:pPr>
+      <w:ind w:firstLine="0"/>
+    </w:pPr>
+    <w:rPr>
+      <w:rFonts w:ascii="AngsanaUPC" w:hAnsi="AngsanaUPC" w:cs="AngsanaUPC"/>
+    </w:rPr>
   </w:style>
   <w:style w:type="paragraph" w:styleId="1">
     <w:name w:val="heading 1"/>
     <w:basedOn w:val="a"/>
     <w:next w:val="a"/>
     <w:link w:val="10"/>
-    <w:autoRedefine/>
     <w:uiPriority w:val="9"/>
     <w:qFormat/>
-    <w:rsid w:val="009E459F"/>
+    <w:rsid w:val="00F52525"/>
     <w:pPr>
       <w:keepNext/>
       <w:keepLines/>
@@ -3765,7 +3294,7 @@
       <w:rFonts w:eastAsiaTheme="majorEastAsia"/>
       <w:b/>
       <w:bCs/>
-      <w:sz w:val="28"/>
+      <w:sz w:val="40"/>
       <w:szCs w:val="40"/>
     </w:rPr>
   </w:style>
@@ -3884,12 +3413,12 @@
     <w:basedOn w:val="a0"/>
     <w:link w:val="1"/>
     <w:uiPriority w:val="9"/>
-    <w:rsid w:val="009E459F"/>
+    <w:rsid w:val="00F52525"/>
     <w:rPr>
-      <w:rFonts w:ascii="Times New Roman" w:eastAsiaTheme="majorEastAsia" w:hAnsi="Times New Roman"/>
+      <w:rFonts w:ascii="AngsanaUPC" w:eastAsiaTheme="majorEastAsia" w:hAnsi="AngsanaUPC" w:cs="AngsanaUPC"/>
       <w:b/>
       <w:bCs/>
-      <w:color w:val="000000" w:themeColor="text1"/>
+      <w:sz w:val="40"/>
       <w:szCs w:val="40"/>
     </w:rPr>
   </w:style>
@@ -3934,7 +3463,6 @@
     </w:pPr>
     <w:rPr>
       <w:color w:val="2F5496" w:themeColor="accent1" w:themeShade="BF"/>
-      <w:sz w:val="40"/>
       <w:cs/>
     </w:rPr>
   </w:style>
@@ -4078,7 +3606,7 @@
       <w:spacing w:after="200"/>
     </w:pPr>
     <w:rPr>
-      <w:rFonts w:ascii="AngsanaUPC" w:eastAsia="Calibri" w:hAnsi="AngsanaUPC"/>
+      <w:rFonts w:eastAsia="Calibri"/>
       <w:i/>
       <w:iCs/>
       <w:color w:val="44546A" w:themeColor="text2"/>
@@ -4484,7 +4012,7 @@
 </file>
 
 <file path=customXml/itemProps1.xml><?xml version="1.0" encoding="utf-8"?>
-<ds:datastoreItem xmlns:ds="http://schemas.openxmlformats.org/officeDocument/2006/customXml" ds:itemID="{13A44D20-A4CB-4397-B644-96BE43A2AC2F}">
+<ds:datastoreItem xmlns:ds="http://schemas.openxmlformats.org/officeDocument/2006/customXml" ds:itemID="{7CEA5EB7-397F-4FF7-A830-CEB4D6F0A476}">
   <ds:schemaRefs>
     <ds:schemaRef ds:uri="http://schemas.openxmlformats.org/officeDocument/2006/bibliography"/>
   </ds:schemaRefs>
